--- a/plantilla_otrosi_cargo.docx
+++ b/plantilla_otrosi_cargo.docx
@@ -1219,7 +1219,7 @@
         <w:rPr>
           <w:color w:val="000000" w:themeColor="text1"/>
         </w:rPr>
-        <w:t>los primeros dos meses</w:t>
+        <w:t>{frase_garantizado}</w:t>
       </w:r>
       <w:r>
         <w:rPr>
